--- a/version-3/dept-timetables/IT_Sem1_TimeTable_styled.docx
+++ b/version-3/dept-timetables/IT_Sem1_TimeTable_styled.docx
@@ -1213,7 +1213,7 @@
                 <w:b w:val="0"/>
                 <w:sz w:val="15"/>
               </w:rPr>
-              <w:t>MECT-LAB-01</w:t>
+              <w:t>MECT-LAB-02</w:t>
             </w:r>
           </w:p>
         </w:tc>
@@ -1322,7 +1322,7 @@
                 <w:b/>
                 <w:sz w:val="15"/>
               </w:rPr>
-              <w:t>MECT</w:t>
+              <w:t>PIC</w:t>
             </w:r>
           </w:p>
           <w:p>
@@ -1335,7 +1335,7 @@
                 <w:b w:val="0"/>
                 <w:sz w:val="15"/>
               </w:rPr>
-              <w:t>Dr.S.Shankaraiah</w:t>
+              <w:t>Mr. MUNEER AHEMED</w:t>
             </w:r>
           </w:p>
           <w:p>
@@ -1375,7 +1375,7 @@
                 <w:b/>
                 <w:sz w:val="15"/>
               </w:rPr>
-              <w:t>PIC</w:t>
+              <w:t>MECT</w:t>
             </w:r>
           </w:p>
           <w:p>
@@ -1388,7 +1388,7 @@
                 <w:b w:val="0"/>
                 <w:sz w:val="15"/>
               </w:rPr>
-              <w:t>Mr. MUNEER AHEMED</w:t>
+              <w:t>Dr.S.Shankaraiah</w:t>
             </w:r>
           </w:p>
           <w:p>
@@ -4814,7 +4814,7 @@
                 <w:b w:val="0"/>
                 <w:sz w:val="15"/>
               </w:rPr>
-              <w:t>D-205</w:t>
+              <w:t>D-201</w:t>
             </w:r>
           </w:p>
         </w:tc>
@@ -8283,7 +8283,7 @@
                 <w:b w:val="0"/>
                 <w:sz w:val="15"/>
               </w:rPr>
-              <w:t>A-314</w:t>
+              <w:t>B-Block Aarambh Auditorium</w:t>
             </w:r>
           </w:p>
         </w:tc>
